--- a/project/documents/reportletters/MaintenanceFee.docx
+++ b/project/documents/reportletters/MaintenanceFee.docx
@@ -4,9 +4,13 @@
   <w:body>
     <w:p>
       <w:r>
-        <w:t>Subject line: &lt;&lt;This.orgName&gt;&gt; &lt;&lt;This.clientRefNo&gt;&gt; / SLW Ref: &lt;&lt;This.matterNo&gt;&gt; / SLW Report out: &lt;&lt;activityname&gt;&gt;</w:t>
-      </w:r>
-    </w:p>
+        <w:t xml:space="preserve">Subject line: &lt;&lt;This.orgName&gt;&gt; &lt;&lt;This.clientRefNo&gt;&gt; / SLW Ref: &lt;&lt;This.matterNo&gt;&gt; / SLW Report out: </w:t>
+      </w:r>
+      <w:r>
+        <w:t>Maintenance Fee Reminder</w:t>
+      </w:r>
+    </w:p>
+    <w:p/>
     <w:p/>
     <w:p>
       <w:r>
@@ -69,15 +73,6 @@
       </w:pPr>
       <w:r>
         <w:tab/>
-        <w:t xml:space="preserve">  Patent No. &lt;&lt;This.patNo&gt;&gt;, issued &lt;&lt;This.issueDate&gt;&gt;</w:t>
-      </w:r>
-    </w:p>
-    <w:p>
-      <w:pPr>
-        <w:spacing w:after="0" w:line="240" w:lineRule="auto"/>
-      </w:pPr>
-      <w:r>
-        <w:tab/>
         <w:t xml:space="preserve">  Title: &lt;&lt;This.title&gt;&gt;</w:t>
       </w:r>
     </w:p>
@@ -139,87 +134,7 @@
         <w:t xml:space="preserve"> </w:t>
       </w:r>
       <w:r>
-        <w:t>&lt;&lt;this.WAName&gt;&gt; at &lt;&lt;this.WAPhone&gt;&gt;.</w:t>
-      </w:r>
-    </w:p>
-    <w:p>
-      <w:pPr>
-        <w:spacing w:after="0" w:line="240" w:lineRule="auto"/>
-      </w:pPr>
-    </w:p>
-    <w:p>
-      <w:pPr>
-        <w:spacing w:after="0" w:line="240" w:lineRule="auto"/>
-      </w:pPr>
-      <w:r>
-        <w:t>Reported by:</w:t>
-      </w:r>
-    </w:p>
-    <w:p>
-      <w:pPr>
-        <w:spacing w:after="0" w:line="240" w:lineRule="auto"/>
-      </w:pPr>
-    </w:p>
-    <w:p>
-      <w:pPr>
-        <w:spacing w:after="0" w:line="240" w:lineRule="auto"/>
-        <w:rPr>
-          <w:rFonts w:ascii="Arial" w:eastAsia="Times New Roman" w:hAnsi="Arial" w:cs="Arial"/>
-          <w:sz w:val="20"/>
-          <w:szCs w:val="20"/>
-        </w:rPr>
-      </w:pPr>
-      <w:r>
-        <w:t>&lt;&lt;This.</w:t>
-      </w:r>
-      <w:r>
-        <w:rPr>
-          <w:rFonts w:ascii="Arial" w:eastAsia="Times New Roman" w:hAnsi="Arial" w:cs="Arial"/>
-          <w:sz w:val="20"/>
-          <w:szCs w:val="20"/>
-        </w:rPr>
-        <w:t>cmgName&gt;&gt;</w:t>
-      </w:r>
-    </w:p>
-    <w:p>
-      <w:pPr>
-        <w:spacing w:after="0" w:line="240" w:lineRule="auto"/>
-        <w:rPr>
-          <w:rFonts w:ascii="Arial" w:eastAsia="Times New Roman" w:hAnsi="Arial" w:cs="Arial"/>
-          <w:sz w:val="20"/>
-          <w:szCs w:val="20"/>
-        </w:rPr>
-      </w:pPr>
-      <w:r>
-        <w:t>Case Management Assistant</w:t>
-      </w:r>
-    </w:p>
-    <w:p>
-      <w:pPr>
-        <w:spacing w:after="0" w:line="240" w:lineRule="auto"/>
-        <w:rPr>
-          <w:rFonts w:ascii="Arial" w:eastAsia="Times New Roman" w:hAnsi="Arial" w:cs="Arial"/>
-          <w:sz w:val="20"/>
-          <w:szCs w:val="20"/>
-        </w:rPr>
-      </w:pPr>
-    </w:p>
-    <w:p>
-      <w:pPr>
-        <w:spacing w:after="0" w:line="240" w:lineRule="auto"/>
-        <w:rPr>
-          <w:rFonts w:ascii="Arial" w:eastAsia="Times New Roman" w:hAnsi="Arial" w:cs="Arial"/>
-          <w:sz w:val="20"/>
-          <w:szCs w:val="20"/>
-        </w:rPr>
-      </w:pPr>
-      <w:r>
-        <w:rPr>
-          <w:rFonts w:ascii="Arial" w:eastAsia="Times New Roman" w:hAnsi="Arial" w:cs="Arial"/>
-          <w:sz w:val="20"/>
-          <w:szCs w:val="20"/>
-        </w:rPr>
-        <w:t>Attachment</w:t>
+        <w:t>&lt;&lt;WAName&gt;&gt; at &lt;&lt;WAPhone&gt;&gt;.</w:t>
       </w:r>
     </w:p>
     <w:p/>
